--- a/students/Kravtsov_Anton/Lab 1/Информационные технологии Лаба 1 Кравцов А.А..docx
+++ b/students/Kravtsov_Anton/Lab 1/Информационные технологии Лаба 1 Кравцов А.А..docx
@@ -495,7 +495,59 @@
           <w:szCs w:val="28"/>
           <w:lang w:val="ru-RU"/>
         </w:rPr>
-        <w:t>В этой модели процесс делится на заранее определённые этапы. В данном случае это следующие этапы:</w:t>
+        <w:t xml:space="preserve">В </w:t>
+      </w:r>
+      <w:r>
+        <w:rPr>
+          <w:rFonts w:ascii="Times New Roman" w:hAnsi="Times New Roman" w:cs="Times New Roman"/>
+          <w:sz w:val="28"/>
+          <w:szCs w:val="28"/>
+          <w:lang w:val="ru-RU"/>
+        </w:rPr>
+        <w:t>рамках</w:t>
+      </w:r>
+      <w:r>
+        <w:rPr>
+          <w:rFonts w:ascii="Times New Roman" w:hAnsi="Times New Roman" w:cs="Times New Roman"/>
+          <w:sz w:val="28"/>
+          <w:szCs w:val="28"/>
+          <w:lang w:val="ru-RU"/>
+        </w:rPr>
+        <w:t xml:space="preserve"> проекта по разработке платформы для отслеживания прогресса студентов методология </w:t>
+      </w:r>
+      <w:r>
+        <w:rPr>
+          <w:rFonts w:ascii="Times New Roman" w:hAnsi="Times New Roman" w:cs="Times New Roman"/>
+          <w:sz w:val="28"/>
+          <w:szCs w:val="28"/>
+        </w:rPr>
+        <w:t>Waterfall</w:t>
+      </w:r>
+      <w:r>
+        <w:rPr>
+          <w:rFonts w:ascii="Times New Roman" w:hAnsi="Times New Roman" w:cs="Times New Roman"/>
+          <w:sz w:val="28"/>
+          <w:szCs w:val="28"/>
+          <w:lang w:val="ru-RU"/>
+        </w:rPr>
+        <w:t xml:space="preserve"> была реализована через строгую последовательность этапов, отражённых в виде отдельных колонок на виртуальной доске </w:t>
+      </w:r>
+      <w:r>
+        <w:rPr>
+          <w:rFonts w:ascii="Times New Roman" w:hAnsi="Times New Roman" w:cs="Times New Roman"/>
+          <w:sz w:val="28"/>
+          <w:szCs w:val="28"/>
+        </w:rPr>
+        <w:t>Trello</w:t>
+      </w:r>
+      <w:r>
+        <w:rPr>
+          <w:rFonts w:ascii="Times New Roman" w:hAnsi="Times New Roman" w:cs="Times New Roman"/>
+          <w:sz w:val="28"/>
+          <w:szCs w:val="28"/>
+          <w:lang w:val="ru-RU"/>
+        </w:rPr>
+        <w:t xml:space="preserve">. Рабочий процесс включал следующие этапы: </w:t>
       </w:r>
     </w:p>
     <w:p>
@@ -503,7 +555,7 @@
         <w:pStyle w:val="a3"/>
         <w:numPr>
           <w:ilvl w:val="0"/>
-          <w:numId w:val="1"/>
+          <w:numId w:val="4"/>
         </w:numPr>
         <w:spacing w:after="0" w:line="360" w:lineRule="auto"/>
         <w:jc w:val="both"/>
@@ -521,7 +573,16 @@
           <w:szCs w:val="28"/>
           <w:lang w:val="ru-RU"/>
         </w:rPr>
-        <w:t>Инициация</w:t>
+        <w:t>«Инициация» для формирования и согласования требований</w:t>
+      </w:r>
+      <w:r>
+        <w:rPr>
+          <w:rFonts w:ascii="Times New Roman" w:hAnsi="Times New Roman" w:cs="Times New Roman"/>
+          <w:sz w:val="28"/>
+          <w:szCs w:val="28"/>
+          <w:lang w:val="ru-RU"/>
+        </w:rPr>
+        <w:t>;</w:t>
       </w:r>
     </w:p>
     <w:p>
@@ -529,7 +590,7 @@
         <w:pStyle w:val="a3"/>
         <w:numPr>
           <w:ilvl w:val="0"/>
-          <w:numId w:val="1"/>
+          <w:numId w:val="4"/>
         </w:numPr>
         <w:spacing w:after="0" w:line="360" w:lineRule="auto"/>
         <w:jc w:val="both"/>
@@ -547,7 +608,16 @@
           <w:szCs w:val="28"/>
           <w:lang w:val="ru-RU"/>
         </w:rPr>
-        <w:t>Планирование</w:t>
+        <w:t>«Планирование» для проектирования архитектуры и пользовательского интерфейса</w:t>
+      </w:r>
+      <w:r>
+        <w:rPr>
+          <w:rFonts w:ascii="Times New Roman" w:hAnsi="Times New Roman" w:cs="Times New Roman"/>
+          <w:sz w:val="28"/>
+          <w:szCs w:val="28"/>
+          <w:lang w:val="ru-RU"/>
+        </w:rPr>
+        <w:t>;</w:t>
       </w:r>
     </w:p>
     <w:p>
@@ -555,7 +625,7 @@
         <w:pStyle w:val="a3"/>
         <w:numPr>
           <w:ilvl w:val="0"/>
-          <w:numId w:val="1"/>
+          <w:numId w:val="4"/>
         </w:numPr>
         <w:spacing w:after="0" w:line="360" w:lineRule="auto"/>
         <w:jc w:val="both"/>
@@ -573,7 +643,16 @@
           <w:szCs w:val="28"/>
           <w:lang w:val="ru-RU"/>
         </w:rPr>
-        <w:t>Разработка</w:t>
+        <w:t>«Разработка» для реализации серверной и клиентской части системы</w:t>
+      </w:r>
+      <w:r>
+        <w:rPr>
+          <w:rFonts w:ascii="Times New Roman" w:hAnsi="Times New Roman" w:cs="Times New Roman"/>
+          <w:sz w:val="28"/>
+          <w:szCs w:val="28"/>
+          <w:lang w:val="ru-RU"/>
+        </w:rPr>
+        <w:t>;</w:t>
       </w:r>
     </w:p>
     <w:p>
@@ -581,7 +660,7 @@
         <w:pStyle w:val="a3"/>
         <w:numPr>
           <w:ilvl w:val="0"/>
-          <w:numId w:val="1"/>
+          <w:numId w:val="4"/>
         </w:numPr>
         <w:spacing w:after="0" w:line="360" w:lineRule="auto"/>
         <w:jc w:val="both"/>
@@ -599,7 +678,16 @@
           <w:szCs w:val="28"/>
           <w:lang w:val="ru-RU"/>
         </w:rPr>
-        <w:t>Тестирование</w:t>
+        <w:t>«Тестирование» для проверки функциональности и выявления дефектов</w:t>
+      </w:r>
+      <w:r>
+        <w:rPr>
+          <w:rFonts w:ascii="Times New Roman" w:hAnsi="Times New Roman" w:cs="Times New Roman"/>
+          <w:sz w:val="28"/>
+          <w:szCs w:val="28"/>
+          <w:lang w:val="ru-RU"/>
+        </w:rPr>
+        <w:t>;</w:t>
       </w:r>
     </w:p>
     <w:p>
@@ -607,7 +695,7 @@
         <w:pStyle w:val="a3"/>
         <w:numPr>
           <w:ilvl w:val="0"/>
-          <w:numId w:val="1"/>
+          <w:numId w:val="4"/>
         </w:numPr>
         <w:spacing w:after="0" w:line="360" w:lineRule="auto"/>
         <w:jc w:val="both"/>
@@ -625,71 +713,77 @@
           <w:szCs w:val="28"/>
           <w:lang w:val="ru-RU"/>
         </w:rPr>
-        <w:t>Развёртывание</w:t>
-      </w:r>
-    </w:p>
-    <w:p>
-      <w:pPr>
-        <w:pStyle w:val="a3"/>
-        <w:spacing w:after="0" w:line="360" w:lineRule="auto"/>
-        <w:ind w:left="0" w:firstLine="709"/>
-        <w:jc w:val="both"/>
-        <w:rPr>
-          <w:rFonts w:ascii="Times New Roman" w:hAnsi="Times New Roman" w:cs="Times New Roman"/>
-          <w:sz w:val="28"/>
-          <w:szCs w:val="28"/>
-          <w:lang w:val="ru-RU"/>
-        </w:rPr>
-      </w:pPr>
-      <w:r>
-        <w:rPr>
-          <w:rFonts w:ascii="Times New Roman" w:hAnsi="Times New Roman" w:cs="Times New Roman"/>
-          <w:sz w:val="28"/>
-          <w:szCs w:val="28"/>
-          <w:lang w:val="ru-RU"/>
-        </w:rPr>
-        <w:t>Каждый этап идёт один за другим, возврат на предыдущий очень сложный, поскольку требования определяются в начале проекта. Контроль определяется через чётко определённые задачи и фиксированные строки.</w:t>
-      </w:r>
-    </w:p>
-    <w:p>
-      <w:pPr>
-        <w:pStyle w:val="a3"/>
-        <w:spacing w:after="0" w:line="360" w:lineRule="auto"/>
-        <w:ind w:left="0" w:firstLine="709"/>
-        <w:jc w:val="both"/>
-        <w:rPr>
-          <w:rFonts w:ascii="Times New Roman" w:hAnsi="Times New Roman" w:cs="Times New Roman"/>
-          <w:sz w:val="28"/>
-          <w:szCs w:val="28"/>
-          <w:lang w:val="ru-RU"/>
-        </w:rPr>
-      </w:pPr>
-      <w:r>
-        <w:rPr>
-          <w:rFonts w:ascii="Times New Roman" w:hAnsi="Times New Roman" w:cs="Times New Roman"/>
-          <w:sz w:val="28"/>
-          <w:szCs w:val="28"/>
-          <w:lang w:val="ru-RU"/>
-        </w:rPr>
-        <w:t>Был составлен абстрактный проект по созданию платформы для отслеживания прогресса студентов</w:t>
-      </w:r>
-      <w:r>
-        <w:rPr>
-          <w:rFonts w:ascii="Times New Roman" w:hAnsi="Times New Roman" w:cs="Times New Roman"/>
-          <w:sz w:val="28"/>
-          <w:szCs w:val="28"/>
-          <w:lang w:val="ru-RU"/>
-        </w:rPr>
-        <w:t>, для которого были определены ключевые задачи, необходимые для достижения поставленных целей</w:t>
-      </w:r>
-      <w:r>
-        <w:rPr>
-          <w:rFonts w:ascii="Times New Roman" w:hAnsi="Times New Roman" w:cs="Times New Roman"/>
-          <w:sz w:val="28"/>
-          <w:szCs w:val="28"/>
-          <w:lang w:val="ru-RU"/>
-        </w:rPr>
-        <w:t>.</w:t>
+        <w:t>«Развёртывание» для подготовки системы к эксплуатации.</w:t>
+      </w:r>
+    </w:p>
+    <w:p>
+      <w:pPr>
+        <w:spacing w:after="0" w:line="360" w:lineRule="auto"/>
+        <w:ind w:firstLine="709"/>
+        <w:jc w:val="both"/>
+        <w:rPr>
+          <w:rFonts w:ascii="Times New Roman" w:hAnsi="Times New Roman" w:cs="Times New Roman"/>
+          <w:sz w:val="28"/>
+          <w:szCs w:val="28"/>
+          <w:lang w:val="ru-RU"/>
+        </w:rPr>
+      </w:pPr>
+      <w:r>
+        <w:rPr>
+          <w:rFonts w:ascii="Times New Roman" w:hAnsi="Times New Roman" w:cs="Times New Roman"/>
+          <w:sz w:val="28"/>
+          <w:szCs w:val="28"/>
+          <w:lang w:val="ru-RU"/>
+        </w:rPr>
+        <w:t>Каждая колонка соответствовала отдельному этапу жизненного цикла проекта и обеспечивала структурированное и контролируемое продвижение работ.</w:t>
+      </w:r>
+    </w:p>
+    <w:p>
+      <w:pPr>
+        <w:spacing w:after="0" w:line="360" w:lineRule="auto"/>
+        <w:ind w:firstLine="709"/>
+        <w:jc w:val="both"/>
+        <w:rPr>
+          <w:rFonts w:ascii="Times New Roman" w:hAnsi="Times New Roman" w:cs="Times New Roman"/>
+          <w:sz w:val="28"/>
+          <w:szCs w:val="28"/>
+          <w:lang w:val="ru-RU"/>
+        </w:rPr>
+      </w:pPr>
+      <w:r>
+        <w:rPr>
+          <w:rFonts w:ascii="Times New Roman" w:hAnsi="Times New Roman" w:cs="Times New Roman"/>
+          <w:sz w:val="28"/>
+          <w:szCs w:val="28"/>
+          <w:lang w:val="ru-RU"/>
+        </w:rPr>
+        <w:t xml:space="preserve">Ключевым преимуществом использования методологии </w:t>
+      </w:r>
+      <w:r>
+        <w:rPr>
+          <w:rFonts w:ascii="Times New Roman" w:hAnsi="Times New Roman" w:cs="Times New Roman"/>
+          <w:sz w:val="28"/>
+          <w:szCs w:val="28"/>
+        </w:rPr>
+        <w:t>Waterfall</w:t>
+      </w:r>
+      <w:r>
+        <w:rPr>
+          <w:rFonts w:ascii="Times New Roman" w:hAnsi="Times New Roman" w:cs="Times New Roman"/>
+          <w:sz w:val="28"/>
+          <w:szCs w:val="28"/>
+          <w:lang w:val="ru-RU"/>
+        </w:rPr>
+        <w:t xml:space="preserve"> в данном проекте стала высокая степень предсказуемости и управляемости процесса разработки. Поскольку функциональные требования платформы были определены и зафиксированы на раннем этапе, последовательный подход </w:t>
+      </w:r>
+      <w:r>
+        <w:rPr>
+          <w:rFonts w:ascii="Times New Roman" w:hAnsi="Times New Roman" w:cs="Times New Roman"/>
+          <w:sz w:val="28"/>
+          <w:szCs w:val="28"/>
+          <w:lang w:val="ru-RU"/>
+        </w:rPr>
+        <w:t>позволил минимизировать риски, связанные с изменениями, и обеспечить полноту документации на каждом этапе. Чёткое разделение стадий разработки способствовало контролю качества: переход к следующему этапу осуществлялся только после завершения предыдущего, что было особенно важно для таких критичных задач, как тестирование и развёртывание системы.</w:t>
       </w:r>
     </w:p>
     <w:p>
@@ -713,6 +807,7 @@
           <w:szCs w:val="28"/>
           <w:lang w:val="ru-RU"/>
         </w:rPr>
+        <w:lastRenderedPageBreak/>
         <w:drawing>
           <wp:inline distT="0" distB="0" distL="0" distR="0" wp14:anchorId="1968A8D0" wp14:editId="22BB5C8C">
             <wp:extent cx="5940425" cy="2499995"/>
@@ -818,9 +913,860 @@
           <w:bCs/>
           <w:sz w:val="32"/>
           <w:szCs w:val="32"/>
+        </w:rPr>
+        <w:t>Waterfall</w:t>
+      </w:r>
+      <w:r>
+        <w:rPr>
+          <w:rFonts w:ascii="Times New Roman" w:hAnsi="Times New Roman" w:cs="Times New Roman"/>
+          <w:b/>
+          <w:bCs/>
+          <w:sz w:val="32"/>
+          <w:szCs w:val="32"/>
+          <w:lang w:val="ru-RU"/>
+        </w:rPr>
+        <w:t xml:space="preserve"> </w:t>
+      </w:r>
+      <w:r>
+        <w:rPr>
+          <w:rFonts w:ascii="Times New Roman" w:hAnsi="Times New Roman" w:cs="Times New Roman"/>
+          <w:b/>
+          <w:bCs/>
+          <w:sz w:val="32"/>
+          <w:szCs w:val="32"/>
+          <w:lang w:val="ru-RU"/>
+        </w:rPr>
+        <w:t>против</w:t>
+      </w:r>
+      <w:r>
+        <w:rPr>
+          <w:rFonts w:ascii="Times New Roman" w:hAnsi="Times New Roman" w:cs="Times New Roman"/>
+          <w:b/>
+          <w:bCs/>
+          <w:sz w:val="32"/>
+          <w:szCs w:val="32"/>
+          <w:lang w:val="ru-RU"/>
+        </w:rPr>
+        <w:t xml:space="preserve"> </w:t>
+      </w:r>
+      <w:r>
+        <w:rPr>
+          <w:rFonts w:ascii="Times New Roman" w:hAnsi="Times New Roman" w:cs="Times New Roman"/>
+          <w:b/>
+          <w:bCs/>
+          <w:sz w:val="32"/>
+          <w:szCs w:val="32"/>
+        </w:rPr>
+        <w:t>Scrum</w:t>
+      </w:r>
+      <w:r>
+        <w:rPr>
+          <w:rFonts w:ascii="Times New Roman" w:hAnsi="Times New Roman" w:cs="Times New Roman"/>
+          <w:b/>
+          <w:bCs/>
+          <w:sz w:val="32"/>
+          <w:szCs w:val="32"/>
+          <w:lang w:val="ru-RU"/>
+        </w:rPr>
+        <w:t xml:space="preserve"> </w:t>
+      </w:r>
+      <w:r>
+        <w:rPr>
+          <w:rFonts w:ascii="Times New Roman" w:hAnsi="Times New Roman" w:cs="Times New Roman"/>
+          <w:b/>
+          <w:bCs/>
+          <w:sz w:val="32"/>
+          <w:szCs w:val="32"/>
+          <w:lang w:val="ru-RU"/>
+        </w:rPr>
+        <w:t>и</w:t>
+      </w:r>
+      <w:r>
+        <w:rPr>
+          <w:rFonts w:ascii="Times New Roman" w:hAnsi="Times New Roman" w:cs="Times New Roman"/>
+          <w:b/>
+          <w:bCs/>
+          <w:sz w:val="32"/>
+          <w:szCs w:val="32"/>
+          <w:lang w:val="ru-RU"/>
+        </w:rPr>
+        <w:t xml:space="preserve"> </w:t>
+      </w:r>
+      <w:r>
+        <w:rPr>
+          <w:rFonts w:ascii="Times New Roman" w:hAnsi="Times New Roman" w:cs="Times New Roman"/>
+          <w:b/>
+          <w:bCs/>
+          <w:sz w:val="32"/>
+          <w:szCs w:val="32"/>
+        </w:rPr>
+        <w:t>Kanban</w:t>
+      </w:r>
+      <w:r>
+        <w:rPr>
+          <w:rFonts w:ascii="Times New Roman" w:hAnsi="Times New Roman" w:cs="Times New Roman"/>
+          <w:b/>
+          <w:bCs/>
+          <w:sz w:val="32"/>
+          <w:szCs w:val="32"/>
+          <w:lang w:val="ru-RU"/>
+        </w:rPr>
+        <w:t xml:space="preserve">: </w:t>
+      </w:r>
+      <w:r>
+        <w:rPr>
+          <w:rFonts w:ascii="Times New Roman" w:hAnsi="Times New Roman" w:cs="Times New Roman"/>
+          <w:b/>
+          <w:bCs/>
+          <w:sz w:val="32"/>
+          <w:szCs w:val="32"/>
+          <w:lang w:val="ru-RU"/>
+        </w:rPr>
+        <w:t>выбор методологии для проекта</w:t>
+      </w:r>
+    </w:p>
+    <w:p>
+      <w:pPr>
+        <w:pStyle w:val="a3"/>
+        <w:spacing w:after="0" w:line="360" w:lineRule="auto"/>
+        <w:ind w:left="0" w:firstLine="709"/>
+        <w:jc w:val="both"/>
+        <w:rPr>
+          <w:rFonts w:ascii="Times New Roman" w:hAnsi="Times New Roman" w:cs="Times New Roman"/>
+          <w:sz w:val="28"/>
+          <w:szCs w:val="28"/>
+          <w:lang w:val="ru-RU"/>
+        </w:rPr>
+      </w:pPr>
+      <w:r>
+        <w:rPr>
+          <w:rFonts w:ascii="Times New Roman" w:hAnsi="Times New Roman" w:cs="Times New Roman"/>
+          <w:sz w:val="28"/>
+          <w:szCs w:val="28"/>
+          <w:lang w:val="ru-RU"/>
+        </w:rPr>
+        <w:t xml:space="preserve">Одним из основных преимуществ </w:t>
+      </w:r>
+      <w:r>
+        <w:rPr>
+          <w:rFonts w:ascii="Times New Roman" w:hAnsi="Times New Roman" w:cs="Times New Roman"/>
+          <w:sz w:val="28"/>
+          <w:szCs w:val="28"/>
+        </w:rPr>
+        <w:t>Waterfall</w:t>
+      </w:r>
+      <w:r>
+        <w:rPr>
+          <w:rFonts w:ascii="Times New Roman" w:hAnsi="Times New Roman" w:cs="Times New Roman"/>
+          <w:sz w:val="28"/>
+          <w:szCs w:val="28"/>
+          <w:lang w:val="ru-RU"/>
+        </w:rPr>
+        <w:t xml:space="preserve"> является высокая предсказуемость процесса. Чёткое планирование и фиксированные этапы позволяют заранее определить объём работ, сроки и ожидаемые результаты на каждом этапе. Это упрощает контроль выполнения задач и делает процесс разработки прозрачным, что особенно важно в учебных и формализованных проектах. Кроме того, </w:t>
+      </w:r>
+      <w:r>
+        <w:rPr>
+          <w:rFonts w:ascii="Times New Roman" w:hAnsi="Times New Roman" w:cs="Times New Roman"/>
+          <w:sz w:val="28"/>
+          <w:szCs w:val="28"/>
+        </w:rPr>
+        <w:t>Waterfall</w:t>
+      </w:r>
+      <w:r>
+        <w:rPr>
+          <w:rFonts w:ascii="Times New Roman" w:hAnsi="Times New Roman" w:cs="Times New Roman"/>
+          <w:sz w:val="28"/>
+          <w:szCs w:val="28"/>
+          <w:lang w:val="ru-RU"/>
+        </w:rPr>
+        <w:t xml:space="preserve"> способствует тщательной проработке документации и снижает вероятность перехода к следующему этапу без завершения предыдущего.</w:t>
+      </w:r>
+    </w:p>
+    <w:p>
+      <w:pPr>
+        <w:pStyle w:val="a3"/>
+        <w:spacing w:after="0" w:line="360" w:lineRule="auto"/>
+        <w:ind w:left="0" w:firstLine="709"/>
+        <w:jc w:val="both"/>
+        <w:rPr>
+          <w:rFonts w:ascii="Times New Roman" w:hAnsi="Times New Roman" w:cs="Times New Roman"/>
+          <w:sz w:val="28"/>
+          <w:szCs w:val="28"/>
+          <w:lang w:val="ru-RU"/>
+        </w:rPr>
+      </w:pPr>
+      <w:r>
+        <w:rPr>
+          <w:rFonts w:ascii="Times New Roman" w:hAnsi="Times New Roman" w:cs="Times New Roman"/>
+          <w:sz w:val="28"/>
+          <w:szCs w:val="28"/>
+          <w:lang w:val="ru-RU"/>
+        </w:rPr>
+        <w:t xml:space="preserve">В то же время </w:t>
+      </w:r>
+      <w:r>
+        <w:rPr>
+          <w:rFonts w:ascii="Times New Roman" w:hAnsi="Times New Roman" w:cs="Times New Roman"/>
+          <w:sz w:val="28"/>
+          <w:szCs w:val="28"/>
+        </w:rPr>
+        <w:t>Waterfall</w:t>
+      </w:r>
+      <w:r>
+        <w:rPr>
+          <w:rFonts w:ascii="Times New Roman" w:hAnsi="Times New Roman" w:cs="Times New Roman"/>
+          <w:sz w:val="28"/>
+          <w:szCs w:val="28"/>
+          <w:lang w:val="ru-RU"/>
+        </w:rPr>
+        <w:t xml:space="preserve"> </w:t>
+      </w:r>
+      <w:r>
+        <w:rPr>
+          <w:rFonts w:ascii="Times New Roman" w:hAnsi="Times New Roman" w:cs="Times New Roman"/>
+          <w:sz w:val="28"/>
+          <w:szCs w:val="28"/>
+          <w:lang w:val="ru-RU"/>
+        </w:rPr>
+        <w:t>обладает ограниченной гибкостью. Внесение изменений после завершения этапа планирования требует значительных усилий и может привести к пересмотру уже выполненной работы. Это делает методологию менее подходящей для проектов с высокой неопределённостью требований.</w:t>
+      </w:r>
+    </w:p>
+    <w:p>
+      <w:pPr>
+        <w:pStyle w:val="a3"/>
+        <w:spacing w:after="0" w:line="360" w:lineRule="auto"/>
+        <w:ind w:left="0" w:firstLine="709"/>
+        <w:jc w:val="both"/>
+        <w:rPr>
+          <w:rFonts w:ascii="Times New Roman" w:hAnsi="Times New Roman" w:cs="Times New Roman"/>
+          <w:sz w:val="28"/>
+          <w:szCs w:val="28"/>
+          <w:lang w:val="ru-RU"/>
+        </w:rPr>
+      </w:pPr>
+      <w:r>
+        <w:rPr>
+          <w:rFonts w:ascii="Times New Roman" w:hAnsi="Times New Roman" w:cs="Times New Roman"/>
+          <w:sz w:val="28"/>
+          <w:szCs w:val="28"/>
+          <w:lang w:val="ru-RU"/>
+        </w:rPr>
+        <w:t xml:space="preserve">Методологии </w:t>
+      </w:r>
+      <w:r>
+        <w:rPr>
+          <w:rFonts w:ascii="Times New Roman" w:hAnsi="Times New Roman" w:cs="Times New Roman"/>
+          <w:sz w:val="28"/>
+          <w:szCs w:val="28"/>
+        </w:rPr>
+        <w:t>Scrum</w:t>
+      </w:r>
+      <w:r>
+        <w:rPr>
+          <w:rFonts w:ascii="Times New Roman" w:hAnsi="Times New Roman" w:cs="Times New Roman"/>
+          <w:sz w:val="28"/>
+          <w:szCs w:val="28"/>
+          <w:lang w:val="ru-RU"/>
+        </w:rPr>
+        <w:t xml:space="preserve"> </w:t>
+      </w:r>
+      <w:r>
+        <w:rPr>
+          <w:rFonts w:ascii="Times New Roman" w:hAnsi="Times New Roman" w:cs="Times New Roman"/>
+          <w:sz w:val="28"/>
+          <w:szCs w:val="28"/>
+          <w:lang w:val="ru-RU"/>
+        </w:rPr>
+        <w:t xml:space="preserve">и </w:t>
+      </w:r>
+      <w:r>
+        <w:rPr>
+          <w:rFonts w:ascii="Times New Roman" w:hAnsi="Times New Roman" w:cs="Times New Roman"/>
+          <w:sz w:val="28"/>
+          <w:szCs w:val="28"/>
+        </w:rPr>
+        <w:t>Kanban</w:t>
+      </w:r>
+      <w:r>
+        <w:rPr>
+          <w:rFonts w:ascii="Times New Roman" w:hAnsi="Times New Roman" w:cs="Times New Roman"/>
+          <w:sz w:val="28"/>
+          <w:szCs w:val="28"/>
+          <w:lang w:val="ru-RU"/>
+        </w:rPr>
+        <w:t xml:space="preserve">, напротив, ориентированы на гибкость и итеративное развитие. </w:t>
+      </w:r>
+      <w:r>
+        <w:rPr>
+          <w:rFonts w:ascii="Times New Roman" w:hAnsi="Times New Roman" w:cs="Times New Roman"/>
+          <w:sz w:val="28"/>
+          <w:szCs w:val="28"/>
+        </w:rPr>
+        <w:t>Scrum</w:t>
+      </w:r>
+      <w:r>
+        <w:rPr>
+          <w:rFonts w:ascii="Times New Roman" w:hAnsi="Times New Roman" w:cs="Times New Roman"/>
+          <w:sz w:val="28"/>
+          <w:szCs w:val="28"/>
+          <w:lang w:val="ru-RU"/>
+        </w:rPr>
+        <w:t xml:space="preserve"> предполагает работу короткими спринтами с регулярными точками контроля, что позволяет быстро адаптироваться к изменениям и получать обратную связь. Однако внедрение </w:t>
+      </w:r>
+      <w:r>
+        <w:rPr>
+          <w:rFonts w:ascii="Times New Roman" w:hAnsi="Times New Roman" w:cs="Times New Roman"/>
+          <w:sz w:val="28"/>
+          <w:szCs w:val="28"/>
+        </w:rPr>
+        <w:t>Scrum</w:t>
+      </w:r>
+      <w:r>
+        <w:rPr>
+          <w:rFonts w:ascii="Times New Roman" w:hAnsi="Times New Roman" w:cs="Times New Roman"/>
+          <w:sz w:val="28"/>
+          <w:szCs w:val="28"/>
+          <w:lang w:val="ru-RU"/>
+        </w:rPr>
+        <w:t xml:space="preserve"> требует </w:t>
+      </w:r>
+      <w:r>
+        <w:rPr>
+          <w:rFonts w:ascii="Times New Roman" w:hAnsi="Times New Roman" w:cs="Times New Roman"/>
+          <w:sz w:val="28"/>
+          <w:szCs w:val="28"/>
           <w:lang w:val="ru-RU"/>
         </w:rPr>
         <w:lastRenderedPageBreak/>
+        <w:t xml:space="preserve">строгого соблюдения ролей и ритуалов, что может оказаться избыточным для небольших или учебных команд. </w:t>
+      </w:r>
+      <w:r>
+        <w:rPr>
+          <w:rFonts w:ascii="Times New Roman" w:hAnsi="Times New Roman" w:cs="Times New Roman"/>
+          <w:sz w:val="28"/>
+          <w:szCs w:val="28"/>
+        </w:rPr>
+        <w:t>Kanban</w:t>
+      </w:r>
+      <w:r>
+        <w:rPr>
+          <w:rFonts w:ascii="Times New Roman" w:hAnsi="Times New Roman" w:cs="Times New Roman"/>
+          <w:sz w:val="28"/>
+          <w:szCs w:val="28"/>
+          <w:lang w:val="ru-RU"/>
+        </w:rPr>
+        <w:t xml:space="preserve"> обеспечивает непрерывный поток </w:t>
+      </w:r>
+      <w:r>
+        <w:rPr>
+          <w:rFonts w:ascii="Times New Roman" w:hAnsi="Times New Roman" w:cs="Times New Roman"/>
+          <w:sz w:val="28"/>
+          <w:szCs w:val="28"/>
+          <w:lang w:val="ru-RU"/>
+        </w:rPr>
+        <w:t>задач и быструю реакцию на изменения, но при отсутствии формальной структуры может затруднять долгосрочное планирование.</w:t>
+      </w:r>
+    </w:p>
+    <w:p>
+      <w:pPr>
+        <w:pStyle w:val="a3"/>
+        <w:spacing w:after="0" w:line="360" w:lineRule="auto"/>
+        <w:ind w:left="0" w:firstLine="709"/>
+        <w:jc w:val="both"/>
+        <w:rPr>
+          <w:rFonts w:ascii="Times New Roman" w:hAnsi="Times New Roman" w:cs="Times New Roman"/>
+          <w:sz w:val="28"/>
+          <w:szCs w:val="28"/>
+          <w:lang w:val="ru-RU"/>
+        </w:rPr>
+      </w:pPr>
+    </w:p>
+    <w:p>
+      <w:pPr>
+        <w:pStyle w:val="a3"/>
+        <w:spacing w:after="0" w:line="360" w:lineRule="auto"/>
+        <w:ind w:left="0"/>
+        <w:jc w:val="both"/>
+        <w:rPr>
+          <w:rFonts w:ascii="Times New Roman" w:hAnsi="Times New Roman" w:cs="Times New Roman"/>
+          <w:b/>
+          <w:bCs/>
+          <w:sz w:val="28"/>
+          <w:szCs w:val="28"/>
+          <w:lang w:val="ru-RU"/>
+        </w:rPr>
+      </w:pPr>
+      <w:r>
+        <w:rPr>
+          <w:rFonts w:ascii="Times New Roman" w:hAnsi="Times New Roman" w:cs="Times New Roman"/>
+          <w:b/>
+          <w:bCs/>
+          <w:sz w:val="28"/>
+          <w:szCs w:val="28"/>
+          <w:lang w:val="ru-RU"/>
+        </w:rPr>
+        <w:t>Обосновани</w:t>
+      </w:r>
+      <w:r>
+        <w:rPr>
+          <w:rFonts w:ascii="Times New Roman" w:hAnsi="Times New Roman" w:cs="Times New Roman"/>
+          <w:b/>
+          <w:bCs/>
+          <w:sz w:val="28"/>
+          <w:szCs w:val="28"/>
+          <w:lang w:val="ru-RU"/>
+        </w:rPr>
+        <w:t xml:space="preserve">е выбора </w:t>
+      </w:r>
+      <w:r>
+        <w:rPr>
+          <w:rFonts w:ascii="Times New Roman" w:hAnsi="Times New Roman" w:cs="Times New Roman"/>
+          <w:b/>
+          <w:bCs/>
+          <w:sz w:val="28"/>
+          <w:szCs w:val="28"/>
+        </w:rPr>
+        <w:t>Waterfall</w:t>
+      </w:r>
+    </w:p>
+    <w:p>
+      <w:pPr>
+        <w:pStyle w:val="a3"/>
+        <w:spacing w:after="0" w:line="360" w:lineRule="auto"/>
+        <w:ind w:left="0" w:firstLine="709"/>
+        <w:jc w:val="both"/>
+        <w:rPr>
+          <w:rFonts w:ascii="Times New Roman" w:hAnsi="Times New Roman" w:cs="Times New Roman"/>
+          <w:sz w:val="28"/>
+          <w:szCs w:val="28"/>
+          <w:lang w:val="ru-RU"/>
+        </w:rPr>
+      </w:pPr>
+      <w:r>
+        <w:rPr>
+          <w:rFonts w:ascii="Times New Roman" w:hAnsi="Times New Roman" w:cs="Times New Roman"/>
+          <w:sz w:val="28"/>
+          <w:szCs w:val="28"/>
+          <w:lang w:val="ru-RU"/>
+        </w:rPr>
+        <w:t xml:space="preserve">Выбор </w:t>
+      </w:r>
+      <w:r>
+        <w:rPr>
+          <w:rFonts w:ascii="Times New Roman" w:hAnsi="Times New Roman" w:cs="Times New Roman"/>
+          <w:sz w:val="28"/>
+          <w:szCs w:val="28"/>
+        </w:rPr>
+        <w:t>Waterfall</w:t>
+      </w:r>
+      <w:r>
+        <w:rPr>
+          <w:rFonts w:ascii="Times New Roman" w:hAnsi="Times New Roman" w:cs="Times New Roman"/>
+          <w:sz w:val="28"/>
+          <w:szCs w:val="28"/>
+          <w:lang w:val="ru-RU"/>
+        </w:rPr>
+        <w:t xml:space="preserve"> </w:t>
+      </w:r>
+      <w:r>
+        <w:rPr>
+          <w:rFonts w:ascii="Times New Roman" w:hAnsi="Times New Roman" w:cs="Times New Roman"/>
+          <w:sz w:val="28"/>
+          <w:szCs w:val="28"/>
+          <w:lang w:val="ru-RU"/>
+        </w:rPr>
+        <w:t xml:space="preserve">для проекта по созданию платформы отслеживания прогресса студентов обусловлен характером проекта и поставленными целями. Требования к системе были заранее определены, а основное внимание уделялось последовательной реализации функциональности и соблюдению этапов разработки. В таких условиях строгая структура </w:t>
+      </w:r>
+      <w:r>
+        <w:rPr>
+          <w:rFonts w:ascii="Times New Roman" w:hAnsi="Times New Roman" w:cs="Times New Roman"/>
+          <w:sz w:val="28"/>
+          <w:szCs w:val="28"/>
+        </w:rPr>
+        <w:t>Waterfall</w:t>
+      </w:r>
+      <w:r>
+        <w:rPr>
+          <w:rFonts w:ascii="Times New Roman" w:hAnsi="Times New Roman" w:cs="Times New Roman"/>
+          <w:sz w:val="28"/>
+          <w:szCs w:val="28"/>
+          <w:lang w:val="ru-RU"/>
+        </w:rPr>
+        <w:t xml:space="preserve"> позволила эффективно организовать работу, минимизировать риски и обеспечить логичное продвижение проекта от идеи к готовому продукту.</w:t>
+      </w:r>
+    </w:p>
+    <w:p>
+      <w:pPr>
+        <w:pStyle w:val="a3"/>
+        <w:spacing w:after="0" w:line="360" w:lineRule="auto"/>
+        <w:ind w:left="0" w:firstLine="709"/>
+        <w:jc w:val="both"/>
+        <w:rPr>
+          <w:rFonts w:ascii="Times New Roman" w:hAnsi="Times New Roman" w:cs="Times New Roman"/>
+          <w:sz w:val="28"/>
+          <w:szCs w:val="28"/>
+          <w:lang w:val="ru-RU"/>
+        </w:rPr>
+      </w:pPr>
+      <w:r>
+        <w:rPr>
+          <w:rFonts w:ascii="Times New Roman" w:hAnsi="Times New Roman" w:cs="Times New Roman"/>
+          <w:sz w:val="28"/>
+          <w:szCs w:val="28"/>
+          <w:lang w:val="ru-RU"/>
+        </w:rPr>
+        <w:t xml:space="preserve">Таким образом, несмотря на меньшую гибкость по сравнению с </w:t>
+      </w:r>
+      <w:r>
+        <w:rPr>
+          <w:rFonts w:ascii="Times New Roman" w:hAnsi="Times New Roman" w:cs="Times New Roman"/>
+          <w:sz w:val="28"/>
+          <w:szCs w:val="28"/>
+        </w:rPr>
+        <w:t>Scrum</w:t>
+      </w:r>
+      <w:r>
+        <w:rPr>
+          <w:rFonts w:ascii="Times New Roman" w:hAnsi="Times New Roman" w:cs="Times New Roman"/>
+          <w:sz w:val="28"/>
+          <w:szCs w:val="28"/>
+          <w:lang w:val="ru-RU"/>
+        </w:rPr>
+        <w:t xml:space="preserve"> </w:t>
+      </w:r>
+      <w:r>
+        <w:rPr>
+          <w:rFonts w:ascii="Times New Roman" w:hAnsi="Times New Roman" w:cs="Times New Roman"/>
+          <w:sz w:val="28"/>
+          <w:szCs w:val="28"/>
+          <w:lang w:val="ru-RU"/>
+        </w:rPr>
+        <w:t xml:space="preserve">и </w:t>
+      </w:r>
+      <w:r>
+        <w:rPr>
+          <w:rFonts w:ascii="Times New Roman" w:hAnsi="Times New Roman" w:cs="Times New Roman"/>
+          <w:sz w:val="28"/>
+          <w:szCs w:val="28"/>
+        </w:rPr>
+        <w:t>Kanban</w:t>
+      </w:r>
+      <w:r>
+        <w:rPr>
+          <w:rFonts w:ascii="Times New Roman" w:hAnsi="Times New Roman" w:cs="Times New Roman"/>
+          <w:sz w:val="28"/>
+          <w:szCs w:val="28"/>
+          <w:lang w:val="ru-RU"/>
+        </w:rPr>
+        <w:t xml:space="preserve">, методология </w:t>
+      </w:r>
+      <w:r>
+        <w:rPr>
+          <w:rFonts w:ascii="Times New Roman" w:hAnsi="Times New Roman" w:cs="Times New Roman"/>
+          <w:sz w:val="28"/>
+          <w:szCs w:val="28"/>
+        </w:rPr>
+        <w:t>Waterfall</w:t>
+      </w:r>
+      <w:r>
+        <w:rPr>
+          <w:rFonts w:ascii="Times New Roman" w:hAnsi="Times New Roman" w:cs="Times New Roman"/>
+          <w:sz w:val="28"/>
+          <w:szCs w:val="28"/>
+          <w:lang w:val="ru-RU"/>
+        </w:rPr>
+        <w:t xml:space="preserve"> оказалась наиболее подходящей для данного проекта, обеспечив чёткое управление процессом, прозрачность выполнения задач и предсказуемость результата.</w:t>
+      </w:r>
+    </w:p>
+    <w:p>
+      <w:pPr>
+        <w:pStyle w:val="a3"/>
+        <w:spacing w:after="0" w:line="360" w:lineRule="auto"/>
+        <w:ind w:left="0" w:firstLine="709"/>
+        <w:jc w:val="both"/>
+        <w:rPr>
+          <w:rFonts w:ascii="Times New Roman" w:hAnsi="Times New Roman" w:cs="Times New Roman"/>
+          <w:sz w:val="28"/>
+          <w:szCs w:val="28"/>
+          <w:lang w:val="ru-RU"/>
+        </w:rPr>
+      </w:pPr>
+    </w:p>
+    <w:p>
+      <w:pPr>
+        <w:pStyle w:val="a3"/>
+        <w:spacing w:after="0" w:line="360" w:lineRule="auto"/>
+        <w:ind w:left="0"/>
+        <w:jc w:val="center"/>
+        <w:rPr>
+          <w:rFonts w:ascii="Times New Roman" w:hAnsi="Times New Roman" w:cs="Times New Roman"/>
+          <w:b/>
+          <w:bCs/>
+          <w:sz w:val="32"/>
+          <w:szCs w:val="32"/>
+          <w:lang w:val="ru-RU"/>
+        </w:rPr>
+      </w:pPr>
+      <w:r>
+        <w:rPr>
+          <w:rFonts w:ascii="Times New Roman" w:hAnsi="Times New Roman" w:cs="Times New Roman"/>
+          <w:b/>
+          <w:bCs/>
+          <w:sz w:val="32"/>
+          <w:szCs w:val="32"/>
+          <w:lang w:val="ru-RU"/>
+        </w:rPr>
+        <w:t>Выводы</w:t>
+      </w:r>
+    </w:p>
+    <w:p>
+      <w:pPr>
+        <w:pStyle w:val="a3"/>
+        <w:spacing w:after="0" w:line="360" w:lineRule="auto"/>
+        <w:ind w:left="0" w:firstLine="709"/>
+        <w:rPr>
+          <w:rFonts w:ascii="Times New Roman" w:hAnsi="Times New Roman" w:cs="Times New Roman"/>
+          <w:sz w:val="28"/>
+          <w:szCs w:val="28"/>
+          <w:lang w:val="ru-RU"/>
+        </w:rPr>
+      </w:pPr>
+      <w:r>
+        <w:rPr>
+          <w:rFonts w:ascii="Times New Roman" w:hAnsi="Times New Roman" w:cs="Times New Roman"/>
+          <w:sz w:val="28"/>
+          <w:szCs w:val="28"/>
+          <w:lang w:val="ru-RU"/>
+        </w:rPr>
+        <w:t xml:space="preserve">Применение методологии </w:t>
+      </w:r>
+      <w:r>
+        <w:rPr>
+          <w:rFonts w:ascii="Times New Roman" w:hAnsi="Times New Roman" w:cs="Times New Roman"/>
+          <w:sz w:val="28"/>
+          <w:szCs w:val="28"/>
+        </w:rPr>
+        <w:t>Waterfall</w:t>
+      </w:r>
+      <w:r>
+        <w:rPr>
+          <w:rFonts w:ascii="Times New Roman" w:hAnsi="Times New Roman" w:cs="Times New Roman"/>
+          <w:sz w:val="28"/>
+          <w:szCs w:val="28"/>
+          <w:lang w:val="ru-RU"/>
+        </w:rPr>
+        <w:t xml:space="preserve"> в проекте по разработке платформы для отслеживания прогресса студентов продемонстрировало эффективность последовательного и структурированного подхода к управлению проектом. Чёткое разделение процесса на этапы позволило заранее определить требования, выстроить логичную структуру разработки и обеспечить контролируемое продвижение проекта от стадии инициации до развёртывания системы.</w:t>
+      </w:r>
+    </w:p>
+    <w:p>
+      <w:pPr>
+        <w:pStyle w:val="a3"/>
+        <w:spacing w:after="0" w:line="360" w:lineRule="auto"/>
+        <w:ind w:left="0" w:firstLine="709"/>
+        <w:rPr>
+          <w:rFonts w:ascii="Times New Roman" w:hAnsi="Times New Roman" w:cs="Times New Roman"/>
+          <w:sz w:val="28"/>
+          <w:szCs w:val="28"/>
+          <w:lang w:val="ru-RU"/>
+        </w:rPr>
+      </w:pPr>
+      <w:r>
+        <w:rPr>
+          <w:rFonts w:ascii="Times New Roman" w:hAnsi="Times New Roman" w:cs="Times New Roman"/>
+          <w:sz w:val="28"/>
+          <w:szCs w:val="28"/>
+          <w:lang w:val="ru-RU"/>
+        </w:rPr>
+        <w:t>Последовательный переход между стадиями разработки снизил риски пропуска критически важных работ, особенно на этапах тестирования и развёртывания продукта, где ошибки могут существенно повлиять на итоговое качество продукта.</w:t>
+      </w:r>
+    </w:p>
+    <w:p>
+      <w:pPr>
+        <w:pStyle w:val="a3"/>
+        <w:spacing w:after="0" w:line="360" w:lineRule="auto"/>
+        <w:ind w:left="0" w:firstLine="709"/>
+        <w:rPr>
+          <w:rFonts w:ascii="Times New Roman" w:hAnsi="Times New Roman" w:cs="Times New Roman"/>
+          <w:sz w:val="28"/>
+          <w:szCs w:val="28"/>
+          <w:lang w:val="ru-RU"/>
+        </w:rPr>
+      </w:pPr>
+      <w:r>
+        <w:rPr>
+          <w:rFonts w:ascii="Times New Roman" w:hAnsi="Times New Roman" w:cs="Times New Roman"/>
+          <w:sz w:val="28"/>
+          <w:szCs w:val="28"/>
+          <w:lang w:val="ru-RU"/>
+        </w:rPr>
+        <w:lastRenderedPageBreak/>
+        <w:t xml:space="preserve">Несмотря на то, что </w:t>
+      </w:r>
+      <w:r>
+        <w:rPr>
+          <w:rFonts w:ascii="Times New Roman" w:hAnsi="Times New Roman" w:cs="Times New Roman"/>
+          <w:sz w:val="28"/>
+          <w:szCs w:val="28"/>
+        </w:rPr>
+        <w:t>Scrum</w:t>
+      </w:r>
+      <w:r>
+        <w:rPr>
+          <w:rFonts w:ascii="Times New Roman" w:hAnsi="Times New Roman" w:cs="Times New Roman"/>
+          <w:sz w:val="28"/>
+          <w:szCs w:val="28"/>
+          <w:lang w:val="ru-RU"/>
+        </w:rPr>
+        <w:t xml:space="preserve"> </w:t>
+      </w:r>
+      <w:r>
+        <w:rPr>
+          <w:rFonts w:ascii="Times New Roman" w:hAnsi="Times New Roman" w:cs="Times New Roman"/>
+          <w:sz w:val="28"/>
+          <w:szCs w:val="28"/>
+          <w:lang w:val="ru-RU"/>
+        </w:rPr>
+        <w:t xml:space="preserve">и </w:t>
+      </w:r>
+      <w:r>
+        <w:rPr>
+          <w:rFonts w:ascii="Times New Roman" w:hAnsi="Times New Roman" w:cs="Times New Roman"/>
+          <w:sz w:val="28"/>
+          <w:szCs w:val="28"/>
+        </w:rPr>
+        <w:t>Kanban</w:t>
+      </w:r>
+      <w:r>
+        <w:rPr>
+          <w:rFonts w:ascii="Times New Roman" w:hAnsi="Times New Roman" w:cs="Times New Roman"/>
+          <w:sz w:val="28"/>
+          <w:szCs w:val="28"/>
+          <w:lang w:val="ru-RU"/>
+        </w:rPr>
+        <w:t xml:space="preserve"> предоставляют больше возможностей для адаптации к изменениям, для данного проекта </w:t>
+      </w:r>
+      <w:r>
+        <w:rPr>
+          <w:rFonts w:ascii="Times New Roman" w:hAnsi="Times New Roman" w:cs="Times New Roman"/>
+          <w:sz w:val="28"/>
+          <w:szCs w:val="28"/>
+        </w:rPr>
+        <w:t>Waterfall</w:t>
+      </w:r>
+      <w:r>
+        <w:rPr>
+          <w:rFonts w:ascii="Times New Roman" w:hAnsi="Times New Roman" w:cs="Times New Roman"/>
+          <w:sz w:val="28"/>
+          <w:szCs w:val="28"/>
+          <w:lang w:val="ru-RU"/>
+        </w:rPr>
+        <w:t xml:space="preserve"> оказался более подходящим выбором. Характер проекта, наличие заранее сформированных требований и учебный формат работы сделали приоритетными стабильность, формализацию и чёткий контроль процесса, а не гибкость и итеративность.</w:t>
+      </w:r>
+    </w:p>
+    <w:p>
+      <w:pPr>
+        <w:pStyle w:val="a3"/>
+        <w:spacing w:after="0" w:line="360" w:lineRule="auto"/>
+        <w:ind w:left="0" w:firstLine="709"/>
+        <w:rPr>
+          <w:rFonts w:ascii="Times New Roman" w:hAnsi="Times New Roman" w:cs="Times New Roman"/>
+          <w:sz w:val="28"/>
+          <w:szCs w:val="28"/>
+          <w:lang w:val="ru-RU"/>
+        </w:rPr>
+      </w:pPr>
+      <w:r>
+        <w:rPr>
+          <w:rFonts w:ascii="Times New Roman" w:hAnsi="Times New Roman" w:cs="Times New Roman"/>
+          <w:sz w:val="28"/>
+          <w:szCs w:val="28"/>
+          <w:lang w:val="ru-RU"/>
+        </w:rPr>
+        <w:t>Полученный опыт подтверждает, что выбор методологии управления проектом должен основываться на специфике задач и целях проекта. В</w:t>
+      </w:r>
+      <w:r>
+        <w:rPr>
+          <w:rFonts w:ascii="Times New Roman" w:hAnsi="Times New Roman" w:cs="Times New Roman"/>
+          <w:sz w:val="28"/>
+          <w:szCs w:val="28"/>
+          <w:lang w:val="ru-RU"/>
+        </w:rPr>
+        <w:t xml:space="preserve"> будущих проектах</w:t>
+      </w:r>
+      <w:r>
+        <w:rPr>
+          <w:rFonts w:ascii="Times New Roman" w:hAnsi="Times New Roman" w:cs="Times New Roman"/>
+          <w:sz w:val="28"/>
+          <w:szCs w:val="28"/>
+          <w:lang w:val="ru-RU"/>
+        </w:rPr>
+        <w:t xml:space="preserve"> команда может использовать данный опыт, комбинируя структурированный подход </w:t>
+      </w:r>
+      <w:r>
+        <w:rPr>
+          <w:rFonts w:ascii="Times New Roman" w:hAnsi="Times New Roman" w:cs="Times New Roman"/>
+          <w:sz w:val="28"/>
+          <w:szCs w:val="28"/>
+        </w:rPr>
+        <w:t>Waterfall</w:t>
+      </w:r>
+      <w:r>
+        <w:rPr>
+          <w:rFonts w:ascii="Times New Roman" w:hAnsi="Times New Roman" w:cs="Times New Roman"/>
+          <w:sz w:val="28"/>
+          <w:szCs w:val="28"/>
+          <w:lang w:val="ru-RU"/>
+        </w:rPr>
+        <w:t xml:space="preserve"> с элементами гибких методологий</w:t>
+      </w:r>
+      <w:r>
+        <w:rPr>
+          <w:rFonts w:ascii="Times New Roman" w:hAnsi="Times New Roman" w:cs="Times New Roman"/>
+          <w:sz w:val="28"/>
+          <w:szCs w:val="28"/>
+          <w:lang w:val="ru-RU"/>
+        </w:rPr>
+        <w:t xml:space="preserve"> при необходимости, адаптируя процесс управления под конкретные условия и требования.</w:t>
+      </w:r>
+    </w:p>
+    <w:p>
+      <w:pPr>
+        <w:pStyle w:val="a3"/>
+        <w:spacing w:after="0" w:line="360" w:lineRule="auto"/>
+        <w:ind w:left="0" w:firstLine="709"/>
+        <w:jc w:val="center"/>
+        <w:rPr>
+          <w:rFonts w:ascii="Times New Roman" w:hAnsi="Times New Roman" w:cs="Times New Roman"/>
+          <w:sz w:val="28"/>
+          <w:szCs w:val="28"/>
+          <w:lang w:val="ru-RU"/>
+        </w:rPr>
+      </w:pPr>
+    </w:p>
+    <w:p>
+      <w:pPr>
+        <w:pStyle w:val="a3"/>
+        <w:spacing w:after="0" w:line="360" w:lineRule="auto"/>
+        <w:ind w:left="0"/>
+        <w:jc w:val="center"/>
+        <w:rPr>
+          <w:rFonts w:ascii="Times New Roman" w:hAnsi="Times New Roman" w:cs="Times New Roman"/>
+          <w:b/>
+          <w:bCs/>
+          <w:sz w:val="32"/>
+          <w:szCs w:val="32"/>
+          <w:lang w:val="ru-RU"/>
+        </w:rPr>
+      </w:pPr>
+      <w:r>
+        <w:rPr>
+          <w:rFonts w:ascii="Times New Roman" w:hAnsi="Times New Roman" w:cs="Times New Roman"/>
+          <w:b/>
+          <w:bCs/>
+          <w:sz w:val="32"/>
+          <w:szCs w:val="32"/>
+          <w:lang w:val="ru-RU"/>
+        </w:rPr>
         <w:t>Сравнение методологий</w:t>
       </w:r>
     </w:p>
@@ -1284,7 +2230,17 @@
           <w:szCs w:val="28"/>
           <w:lang w:val="ru-RU"/>
         </w:rPr>
-        <w:t>минимальное планирование – задачи постепенно добавляются в течение проекта.</w:t>
+        <w:t xml:space="preserve">минимальное </w:t>
+      </w:r>
+      <w:r>
+        <w:rPr>
+          <w:rFonts w:ascii="Times New Roman" w:hAnsi="Times New Roman" w:cs="Times New Roman"/>
+          <w:sz w:val="28"/>
+          <w:szCs w:val="28"/>
+          <w:lang w:val="ru-RU"/>
+        </w:rPr>
+        <w:lastRenderedPageBreak/>
+        <w:t>планирование – задачи постепенно добавляются в течение проекта.</w:t>
       </w:r>
     </w:p>
     <w:p>
@@ -1582,7 +2538,6 @@
           <w:szCs w:val="32"/>
           <w:lang w:val="ru-RU"/>
         </w:rPr>
-        <w:lastRenderedPageBreak/>
         <w:t>Плюсы и минусы методологий</w:t>
       </w:r>
     </w:p>
@@ -1922,6 +2877,7 @@
           <w:szCs w:val="28"/>
           <w:lang w:val="ru-RU"/>
         </w:rPr>
+        <w:lastRenderedPageBreak/>
         <w:t>Риски выявляются рано</w:t>
       </w:r>
     </w:p>
@@ -2204,7 +3160,6 @@
           <w:szCs w:val="28"/>
           <w:lang w:val="ru-RU"/>
         </w:rPr>
-        <w:lastRenderedPageBreak/>
         <w:t>Минусы:</w:t>
       </w:r>
     </w:p>
@@ -2616,16 +3571,16 @@
     </w:lvl>
   </w:abstractNum>
   <w:abstractNum w:abstractNumId="1" w15:restartNumberingAfterBreak="0">
-    <w:nsid w:val="4E875B38"/>
+    <w:nsid w:val="48A07798"/>
     <w:multiLevelType w:val="hybridMultilevel"/>
-    <w:tmpl w:val="965E0184"/>
+    <w:tmpl w:val="BEDC773E"/>
     <w:lvl w:ilvl="0" w:tplc="04190001">
       <w:start w:val="1"/>
       <w:numFmt w:val="bullet"/>
       <w:lvlText w:val=""/>
       <w:lvlJc w:val="left"/>
       <w:pPr>
-        <w:ind w:left="1429" w:hanging="360"/>
+        <w:ind w:left="720" w:hanging="360"/>
       </w:pPr>
       <w:rPr>
         <w:rFonts w:ascii="Symbol" w:hAnsi="Symbol" w:hint="default"/>
@@ -2637,7 +3592,7 @@
       <w:lvlText w:val="o"/>
       <w:lvlJc w:val="left"/>
       <w:pPr>
-        <w:ind w:left="2149" w:hanging="360"/>
+        <w:ind w:left="1440" w:hanging="360"/>
       </w:pPr>
       <w:rPr>
         <w:rFonts w:ascii="Courier New" w:hAnsi="Courier New" w:cs="Courier New" w:hint="default"/>
@@ -2649,7 +3604,7 @@
       <w:lvlText w:val=""/>
       <w:lvlJc w:val="left"/>
       <w:pPr>
-        <w:ind w:left="2869" w:hanging="360"/>
+        <w:ind w:left="2160" w:hanging="360"/>
       </w:pPr>
       <w:rPr>
         <w:rFonts w:ascii="Wingdings" w:hAnsi="Wingdings" w:hint="default"/>
@@ -2661,7 +3616,7 @@
       <w:lvlText w:val=""/>
       <w:lvlJc w:val="left"/>
       <w:pPr>
-        <w:ind w:left="3589" w:hanging="360"/>
+        <w:ind w:left="2880" w:hanging="360"/>
       </w:pPr>
       <w:rPr>
         <w:rFonts w:ascii="Symbol" w:hAnsi="Symbol" w:hint="default"/>
@@ -2673,7 +3628,7 @@
       <w:lvlText w:val="o"/>
       <w:lvlJc w:val="left"/>
       <w:pPr>
-        <w:ind w:left="4309" w:hanging="360"/>
+        <w:ind w:left="3600" w:hanging="360"/>
       </w:pPr>
       <w:rPr>
         <w:rFonts w:ascii="Courier New" w:hAnsi="Courier New" w:cs="Courier New" w:hint="default"/>
@@ -2685,7 +3640,7 @@
       <w:lvlText w:val=""/>
       <w:lvlJc w:val="left"/>
       <w:pPr>
-        <w:ind w:left="5029" w:hanging="360"/>
+        <w:ind w:left="4320" w:hanging="360"/>
       </w:pPr>
       <w:rPr>
         <w:rFonts w:ascii="Wingdings" w:hAnsi="Wingdings" w:hint="default"/>
@@ -2697,7 +3652,7 @@
       <w:lvlText w:val=""/>
       <w:lvlJc w:val="left"/>
       <w:pPr>
-        <w:ind w:left="5749" w:hanging="360"/>
+        <w:ind w:left="5040" w:hanging="360"/>
       </w:pPr>
       <w:rPr>
         <w:rFonts w:ascii="Symbol" w:hAnsi="Symbol" w:hint="default"/>
@@ -2709,7 +3664,7 @@
       <w:lvlText w:val="o"/>
       <w:lvlJc w:val="left"/>
       <w:pPr>
-        <w:ind w:left="6469" w:hanging="360"/>
+        <w:ind w:left="5760" w:hanging="360"/>
       </w:pPr>
       <w:rPr>
         <w:rFonts w:ascii="Courier New" w:hAnsi="Courier New" w:cs="Courier New" w:hint="default"/>
@@ -2721,7 +3676,7 @@
       <w:lvlText w:val=""/>
       <w:lvlJc w:val="left"/>
       <w:pPr>
-        <w:ind w:left="7189" w:hanging="360"/>
+        <w:ind w:left="6480" w:hanging="360"/>
       </w:pPr>
       <w:rPr>
         <w:rFonts w:ascii="Wingdings" w:hAnsi="Wingdings" w:hint="default"/>
@@ -2729,9 +3684,9 @@
     </w:lvl>
   </w:abstractNum>
   <w:abstractNum w:abstractNumId="2" w15:restartNumberingAfterBreak="0">
-    <w:nsid w:val="55457E37"/>
+    <w:nsid w:val="4E875B38"/>
     <w:multiLevelType w:val="hybridMultilevel"/>
-    <w:tmpl w:val="A7CE129E"/>
+    <w:tmpl w:val="965E0184"/>
     <w:lvl w:ilvl="0" w:tplc="04190001">
       <w:start w:val="1"/>
       <w:numFmt w:val="bullet"/>
@@ -2841,13 +3796,129 @@
       </w:rPr>
     </w:lvl>
   </w:abstractNum>
+  <w:abstractNum w:abstractNumId="3" w15:restartNumberingAfterBreak="0">
+    <w:nsid w:val="55457E37"/>
+    <w:multiLevelType w:val="hybridMultilevel"/>
+    <w:tmpl w:val="A7CE129E"/>
+    <w:lvl w:ilvl="0" w:tplc="04190001">
+      <w:start w:val="1"/>
+      <w:numFmt w:val="bullet"/>
+      <w:lvlText w:val=""/>
+      <w:lvlJc w:val="left"/>
+      <w:pPr>
+        <w:ind w:left="1429" w:hanging="360"/>
+      </w:pPr>
+      <w:rPr>
+        <w:rFonts w:ascii="Symbol" w:hAnsi="Symbol" w:hint="default"/>
+      </w:rPr>
+    </w:lvl>
+    <w:lvl w:ilvl="1" w:tplc="04190003" w:tentative="1">
+      <w:start w:val="1"/>
+      <w:numFmt w:val="bullet"/>
+      <w:lvlText w:val="o"/>
+      <w:lvlJc w:val="left"/>
+      <w:pPr>
+        <w:ind w:left="2149" w:hanging="360"/>
+      </w:pPr>
+      <w:rPr>
+        <w:rFonts w:ascii="Courier New" w:hAnsi="Courier New" w:cs="Courier New" w:hint="default"/>
+      </w:rPr>
+    </w:lvl>
+    <w:lvl w:ilvl="2" w:tplc="04190005" w:tentative="1">
+      <w:start w:val="1"/>
+      <w:numFmt w:val="bullet"/>
+      <w:lvlText w:val=""/>
+      <w:lvlJc w:val="left"/>
+      <w:pPr>
+        <w:ind w:left="2869" w:hanging="360"/>
+      </w:pPr>
+      <w:rPr>
+        <w:rFonts w:ascii="Wingdings" w:hAnsi="Wingdings" w:hint="default"/>
+      </w:rPr>
+    </w:lvl>
+    <w:lvl w:ilvl="3" w:tplc="04190001" w:tentative="1">
+      <w:start w:val="1"/>
+      <w:numFmt w:val="bullet"/>
+      <w:lvlText w:val=""/>
+      <w:lvlJc w:val="left"/>
+      <w:pPr>
+        <w:ind w:left="3589" w:hanging="360"/>
+      </w:pPr>
+      <w:rPr>
+        <w:rFonts w:ascii="Symbol" w:hAnsi="Symbol" w:hint="default"/>
+      </w:rPr>
+    </w:lvl>
+    <w:lvl w:ilvl="4" w:tplc="04190003" w:tentative="1">
+      <w:start w:val="1"/>
+      <w:numFmt w:val="bullet"/>
+      <w:lvlText w:val="o"/>
+      <w:lvlJc w:val="left"/>
+      <w:pPr>
+        <w:ind w:left="4309" w:hanging="360"/>
+      </w:pPr>
+      <w:rPr>
+        <w:rFonts w:ascii="Courier New" w:hAnsi="Courier New" w:cs="Courier New" w:hint="default"/>
+      </w:rPr>
+    </w:lvl>
+    <w:lvl w:ilvl="5" w:tplc="04190005" w:tentative="1">
+      <w:start w:val="1"/>
+      <w:numFmt w:val="bullet"/>
+      <w:lvlText w:val=""/>
+      <w:lvlJc w:val="left"/>
+      <w:pPr>
+        <w:ind w:left="5029" w:hanging="360"/>
+      </w:pPr>
+      <w:rPr>
+        <w:rFonts w:ascii="Wingdings" w:hAnsi="Wingdings" w:hint="default"/>
+      </w:rPr>
+    </w:lvl>
+    <w:lvl w:ilvl="6" w:tplc="04190001" w:tentative="1">
+      <w:start w:val="1"/>
+      <w:numFmt w:val="bullet"/>
+      <w:lvlText w:val=""/>
+      <w:lvlJc w:val="left"/>
+      <w:pPr>
+        <w:ind w:left="5749" w:hanging="360"/>
+      </w:pPr>
+      <w:rPr>
+        <w:rFonts w:ascii="Symbol" w:hAnsi="Symbol" w:hint="default"/>
+      </w:rPr>
+    </w:lvl>
+    <w:lvl w:ilvl="7" w:tplc="04190003" w:tentative="1">
+      <w:start w:val="1"/>
+      <w:numFmt w:val="bullet"/>
+      <w:lvlText w:val="o"/>
+      <w:lvlJc w:val="left"/>
+      <w:pPr>
+        <w:ind w:left="6469" w:hanging="360"/>
+      </w:pPr>
+      <w:rPr>
+        <w:rFonts w:ascii="Courier New" w:hAnsi="Courier New" w:cs="Courier New" w:hint="default"/>
+      </w:rPr>
+    </w:lvl>
+    <w:lvl w:ilvl="8" w:tplc="04190005" w:tentative="1">
+      <w:start w:val="1"/>
+      <w:numFmt w:val="bullet"/>
+      <w:lvlText w:val=""/>
+      <w:lvlJc w:val="left"/>
+      <w:pPr>
+        <w:ind w:left="7189" w:hanging="360"/>
+      </w:pPr>
+      <w:rPr>
+        <w:rFonts w:ascii="Wingdings" w:hAnsi="Wingdings" w:hint="default"/>
+      </w:rPr>
+    </w:lvl>
+  </w:abstractNum>
   <w:num w:numId="1">
     <w:abstractNumId w:val="0"/>
   </w:num>
   <w:num w:numId="2">
+    <w:abstractNumId w:val="3"/>
+  </w:num>
+  <w:num w:numId="3">
     <w:abstractNumId w:val="2"/>
   </w:num>
-  <w:num w:numId="3">
+  <w:num w:numId="4">
     <w:abstractNumId w:val="1"/>
   </w:num>
 </w:numbering>
